--- a/public/level4/downloads/Level4_Lesson9.docx
+++ b/public/level4/downloads/Level4_Lesson9.docx
@@ -4721,7 +4721,7 @@
                 <w:i w:val="0"/>
                 <w:sz w:val="23"/>
               </w:rPr>
-              <w:t xml:space="preserve"> say: "Neighbors are at a community meeting. Mrs. Okafor is the leader. Ray and Lin give their opinions about the empty lot on Cedar Street. Listen: what are they deciding?"</w:t>
+              <w:t xml:space="preserve"> say: "Neighbors are at a community meeting. Mrs. Okafor is the leader. Ray and Lynn give their opinions about the empty lot on Cedar Street. Listen: what are they deciding?"</w:t>
             </w:r>
           </w:p>
           <w:p>
@@ -4865,7 +4865,7 @@
                 <w:i w:val="0"/>
                 <w:sz w:val="23"/>
               </w:rPr>
-              <w:t>wanna</w:t>
+              <w:t>want to</w:t>
             </w:r>
             <w:r>
               <w:rPr>
@@ -4897,7 +4897,7 @@
                 <w:i w:val="0"/>
                 <w:sz w:val="23"/>
               </w:rPr>
-              <w:t>gonna</w:t>
+              <w:t>going to</w:t>
             </w:r>
             <w:r>
               <w:rPr>
@@ -4983,7 +4983,7 @@
                 <w:i w:val="0"/>
                 <w:sz w:val="23"/>
               </w:rPr>
-              <w:t xml:space="preserve"> read the script aloud with a volunteer (about 1:48), at a natural speed, two times. Say </w:t>
+              <w:t xml:space="preserve"> read the script aloud with a volunteer (about 1:49), at a natural speed, two times. The script says </w:t>
             </w:r>
             <w:r>
               <w:rPr>
@@ -4991,7 +4991,7 @@
                 <w:i/>
                 <w:sz w:val="23"/>
               </w:rPr>
-              <w:t>gonna</w:t>
+              <w:t>going to</w:t>
             </w:r>
             <w:r>
               <w:rPr>
@@ -5007,6 +5007,38 @@
                 <w:i/>
                 <w:sz w:val="23"/>
               </w:rPr>
+              <w:t>want to</w:t>
+            </w:r>
+            <w:r>
+              <w:rPr>
+                <w:b w:val="0"/>
+                <w:i w:val="0"/>
+                <w:sz w:val="23"/>
+              </w:rPr>
+              <w:t xml:space="preserve">. People often say </w:t>
+            </w:r>
+            <w:r>
+              <w:rPr>
+                <w:b w:val="0"/>
+                <w:i/>
+                <w:sz w:val="23"/>
+              </w:rPr>
+              <w:t>gonna</w:t>
+            </w:r>
+            <w:r>
+              <w:rPr>
+                <w:b w:val="0"/>
+                <w:i w:val="0"/>
+                <w:sz w:val="23"/>
+              </w:rPr>
+              <w:t xml:space="preserve"> and </w:t>
+            </w:r>
+            <w:r>
+              <w:rPr>
+                <w:b w:val="0"/>
+                <w:i/>
+                <w:sz w:val="23"/>
+              </w:rPr>
               <w:t>wanna</w:t>
             </w:r>
             <w:r>
@@ -5015,7 +5047,7 @@
                 <w:i w:val="0"/>
                 <w:sz w:val="23"/>
               </w:rPr>
-              <w:t xml:space="preserve"> where the script has them. When the audio is ready, it plays the conversation once; press play again for play 2. A third play is fine if the class needs it.</w:t>
+              <w:t>; learners only need to recognize those words. When the audio is ready, it plays the conversation once; press play again for play 2. A third play is fine if the class needs it.</w:t>
             </w:r>
           </w:p>
           <w:p>
@@ -6652,7 +6684,7 @@
           <w:color w:val="1B6F7A"/>
           <w:sz w:val="30"/>
         </w:rPr>
-        <w:t>Listening script (not recorded yet; about 1:48 when recorded; the conversation plays once, so press play again for the second listen)</w:t>
+        <w:t>Listening script (not recorded yet; about 1:49 when recorded; the conversation plays once, so press play again for the second listen)</w:t>
       </w:r>
     </w:p>
     <w:tbl>
@@ -6701,7 +6733,7 @@
                 <w:i w:val="0"/>
                 <w:sz w:val="22"/>
               </w:rPr>
-              <w:t xml:space="preserve"> the recording is coming soon. Until then, read the script aloud two times, with a volunteer if you can, at a natural, friendly speed. Say </w:t>
+              <w:t xml:space="preserve"> the recording is coming soon. Until then, read the script aloud two times, with a volunteer if you can, at a natural, friendly speed. The script says </w:t>
             </w:r>
             <w:r>
               <w:rPr>
@@ -6709,7 +6741,7 @@
                 <w:i/>
                 <w:sz w:val="22"/>
               </w:rPr>
-              <w:t>gonna</w:t>
+              <w:t>going to</w:t>
             </w:r>
             <w:r>
               <w:rPr>
@@ -6725,6 +6757,38 @@
                 <w:i/>
                 <w:sz w:val="22"/>
               </w:rPr>
+              <w:t>want to</w:t>
+            </w:r>
+            <w:r>
+              <w:rPr>
+                <w:b w:val="0"/>
+                <w:i w:val="0"/>
+                <w:sz w:val="22"/>
+              </w:rPr>
+              <w:t xml:space="preserve">. People often say </w:t>
+            </w:r>
+            <w:r>
+              <w:rPr>
+                <w:b w:val="0"/>
+                <w:i/>
+                <w:sz w:val="22"/>
+              </w:rPr>
+              <w:t>gonna</w:t>
+            </w:r>
+            <w:r>
+              <w:rPr>
+                <w:b w:val="0"/>
+                <w:i w:val="0"/>
+                <w:sz w:val="22"/>
+              </w:rPr>
+              <w:t xml:space="preserve"> and </w:t>
+            </w:r>
+            <w:r>
+              <w:rPr>
+                <w:b w:val="0"/>
+                <w:i/>
+                <w:sz w:val="22"/>
+              </w:rPr>
               <w:t>wanna</w:t>
             </w:r>
             <w:r>
@@ -6733,7 +6797,7 @@
                 <w:i w:val="0"/>
                 <w:sz w:val="22"/>
               </w:rPr>
-              <w:t xml:space="preserve"> where the script has them.</w:t>
+              <w:t>; learners only need to recognize those words.</w:t>
             </w:r>
           </w:p>
         </w:tc>
@@ -6816,7 +6880,7 @@
                 <w:i w:val="0"/>
                 <w:sz w:val="22"/>
               </w:rPr>
-              <w:t xml:space="preserve"> Good evening, everyone. Thank you for coming. Tonight we wanna talk about the empty lot on Cedar Street. The city says we can choose a plan. Ray, what do you think about it?</w:t>
+              <w:t xml:space="preserve"> Good evening, everyone, and welcome. Thank you for coming. Tonight we want to talk about the empty lot on Cedar Street. The city says we can choose a plan. Ray, what do you think about it?</w:t>
             </w:r>
           </w:p>
           <w:p>
@@ -6858,7 +6922,7 @@
                 <w:i w:val="0"/>
                 <w:sz w:val="22"/>
               </w:rPr>
-              <w:t xml:space="preserve"> That's true. Parking is a big problem. Lin, how do you feel about it?</w:t>
+              <w:t xml:space="preserve"> Yes, the parking problem is serious. Lynn, how do you feel about it?</w:t>
             </w:r>
           </w:p>
           <w:p>
@@ -6871,7 +6935,7 @@
                 <w:i w:val="0"/>
                 <w:sz w:val="22"/>
               </w:rPr>
-              <w:t>Lin:</w:t>
+              <w:t>Lynn:</w:t>
             </w:r>
             <w:r>
               <w:rPr>
@@ -6913,7 +6977,7 @@
                 <w:i w:val="0"/>
                 <w:sz w:val="22"/>
               </w:rPr>
-              <w:t>Lin:</w:t>
+              <w:t>Lynn:</w:t>
             </w:r>
             <w:r>
               <w:rPr>
@@ -6942,7 +7006,7 @@
                 <w:i w:val="0"/>
                 <w:sz w:val="22"/>
               </w:rPr>
-              <w:t xml:space="preserve"> That's a good idea, but a garden is a lot of work. Who's gonna take care of it?</w:t>
+              <w:t xml:space="preserve"> That's a good idea, but a garden is a lot of work. Who's going to take care of it?</w:t>
             </w:r>
           </w:p>
           <w:p>
@@ -6955,7 +7019,7 @@
                 <w:i w:val="0"/>
                 <w:sz w:val="22"/>
               </w:rPr>
-              <w:t>Lin:</w:t>
+              <w:t>Lynn:</w:t>
             </w:r>
             <w:r>
               <w:rPr>
@@ -7039,7 +7103,7 @@
                 <w:i w:val="0"/>
                 <w:sz w:val="22"/>
               </w:rPr>
-              <w:t>Lin:</w:t>
+              <w:t>Lynn:</w:t>
             </w:r>
             <w:r>
               <w:rPr>
@@ -7737,7 +7801,7 @@
           <w:i w:val="0"/>
           <w:sz w:val="23"/>
         </w:rPr>
-        <w:t xml:space="preserve"> the listening has </w:t>
+        <w:t xml:space="preserve"> the listening says </w:t>
       </w:r>
       <w:r>
         <w:rPr>
@@ -7745,7 +7809,7 @@
           <w:i/>
           <w:sz w:val="23"/>
         </w:rPr>
-        <w:t>gonna</w:t>
+        <w:t>going to</w:t>
       </w:r>
       <w:r>
         <w:rPr>
@@ -7761,7 +7825,7 @@
           <w:i/>
           <w:sz w:val="23"/>
         </w:rPr>
-        <w:t>wanna</w:t>
+        <w:t>want to</w:t>
       </w:r>
       <w:r>
         <w:rPr>
@@ -7769,7 +7833,7 @@
           <w:i w:val="0"/>
           <w:sz w:val="23"/>
         </w:rPr>
-        <w:t xml:space="preserve">. Learners need to understand them; they can always say </w:t>
+        <w:t xml:space="preserve">. People often say </w:t>
       </w:r>
       <w:r>
         <w:rPr>
@@ -7777,7 +7841,7 @@
           <w:i/>
           <w:sz w:val="23"/>
         </w:rPr>
-        <w:t>going to</w:t>
+        <w:t>gonna</w:t>
       </w:r>
       <w:r>
         <w:rPr>
@@ -7793,7 +7857,7 @@
           <w:i/>
           <w:sz w:val="23"/>
         </w:rPr>
-        <w:t>want to</w:t>
+        <w:t>wanna</w:t>
       </w:r>
       <w:r>
         <w:rPr>
@@ -7801,7 +7865,7 @@
           <w:i w:val="0"/>
           <w:sz w:val="23"/>
         </w:rPr>
-        <w:t>.</w:t>
+        <w:t>. Learners only need to recognize the short forms; they can always say the full forms.</w:t>
       </w:r>
     </w:p>
     <w:p>
@@ -10327,7 +10391,7 @@
           <w:i/>
           <w:sz w:val="26"/>
         </w:rPr>
-        <w:t>A short neighborhood meeting. The leader, Mrs. Okafor, asks for opinions about the empty lot on Cedar Street. Ray and Lin give their opinions.</w:t>
+        <w:t>A short neighborhood meeting. The leader, Mrs. Okafor, asks for opinions about the empty lot on Cedar Street. Ray and Lynn give their opinions.</w:t>
       </w:r>
     </w:p>
     <w:p>
@@ -10540,7 +10604,7 @@
           <w:i w:val="0"/>
           <w:sz w:val="26"/>
         </w:rPr>
-        <w:t>Lin wants (</w:t>
+        <w:t>Lynn wants (</w:t>
       </w:r>
       <w:r>
         <w:rPr>
@@ -10594,7 +10658,7 @@
           <w:i w:val="0"/>
           <w:sz w:val="26"/>
         </w:rPr>
-        <w:t>Lin's first reason: a garden (</w:t>
+        <w:t>Lynn's first reason: a garden (</w:t>
       </w:r>
       <w:r>
         <w:rPr>
@@ -11877,7 +11941,7 @@
                 <w:i w:val="0"/>
                 <w:sz w:val="25"/>
               </w:rPr>
-              <w:t>with Lin?</w:t>
+              <w:t>with Lynn?</w:t>
             </w:r>
           </w:p>
         </w:tc>
@@ -13372,7 +13436,7 @@
           <w:i w:val="0"/>
           <w:sz w:val="26"/>
         </w:rPr>
-        <w:t>) with Lin.</w:t>
+        <w:t>) with Lynn.</w:t>
       </w:r>
     </w:p>
     <w:p>

--- a/public/level4/downloads/Level4_Lesson9.docx
+++ b/public/level4/downloads/Level4_Lesson9.docx
@@ -35,7 +35,7 @@
           <w:i w:val="0"/>
           <w:sz w:val="22"/>
         </w:rPr>
-        <w:t xml:space="preserve"> Draft for review; not published.</w:t>
+        <w:t xml:space="preserve"> Complete lesson (all 13 Level 4 lessons are published).</w:t>
       </w:r>
     </w:p>
     <w:p>
@@ -134,7 +134,25 @@
           <w:i w:val="0"/>
           <w:sz w:val="22"/>
         </w:rPr>
-        <w:t>). Listening audio: not recorded yet (coming soon); until then, read the listening script in this plan aloud.</w:t>
+        <w:t xml:space="preserve">). Audio: </w:t>
+      </w:r>
+      <w:r>
+        <w:rPr>
+          <w:rFonts w:ascii="Consolas" w:hAnsi="Consolas"/>
+          <w:b w:val="0"/>
+          <w:i w:val="0"/>
+          <w:color w:val="8B1A1A"/>
+          <w:sz w:val="22"/>
+        </w:rPr>
+        <w:t>audio/L4_L9_listening.mp3</w:t>
+      </w:r>
+      <w:r>
+        <w:rPr>
+          <w:b w:val="0"/>
+          <w:i w:val="0"/>
+          <w:sz w:val="22"/>
+        </w:rPr>
+        <w:t>.</w:t>
       </w:r>
     </w:p>
     <w:tbl>
@@ -500,7 +518,7 @@
                 <w:i w:val="0"/>
                 <w:sz w:val="19"/>
               </w:rPr>
-              <w:t>Picture and license credits</w:t>
+              <w:t>Picture, audio, and license credits</w:t>
             </w:r>
           </w:p>
         </w:tc>
@@ -1952,15 +1970,17 @@
                 <w:i w:val="0"/>
                 <w:sz w:val="23"/>
               </w:rPr>
-              <w:t xml:space="preserve">Listening: </w:t>
-            </w:r>
-            <w:r>
-              <w:rPr>
-                <w:b/>
-                <w:i w:val="0"/>
+              <w:t xml:space="preserve">Listening: phone + small speaker, </w:t>
+            </w:r>
+            <w:r>
+              <w:rPr>
+                <w:rFonts w:ascii="Consolas" w:hAnsi="Consolas"/>
+                <w:b w:val="0"/>
+                <w:i w:val="0"/>
+                <w:color w:val="8B1A1A"/>
                 <w:sz w:val="23"/>
               </w:rPr>
-              <w:t>no recording yet.</w:t>
+              <w:t>L4_L9_listening.mp3</w:t>
             </w:r>
             <w:r>
               <w:rPr>
@@ -1968,7 +1988,7 @@
                 <w:i w:val="0"/>
                 <w:sz w:val="23"/>
               </w:rPr>
-              <w:t xml:space="preserve"> Read the listening script aloud (with a volunteer if you can), at a natural speed, two times.</w:t>
+              <w:t xml:space="preserve"> (about 1:48). No speaker? Read the script aloud with a volunteer.</w:t>
             </w:r>
           </w:p>
           <w:p>
@@ -4975,7 +4995,7 @@
                 <w:i w:val="0"/>
                 <w:sz w:val="23"/>
               </w:rPr>
-              <w:t>No recording yet:</w:t>
+              <w:t>The audio plays the conversation once (about 1:48).</w:t>
             </w:r>
             <w:r>
               <w:rPr>
@@ -4983,7 +5003,7 @@
                 <w:i w:val="0"/>
                 <w:sz w:val="23"/>
               </w:rPr>
-              <w:t xml:space="preserve"> read the script aloud with a volunteer (about 1:49), at a natural speed, two times. The script says </w:t>
+              <w:t xml:space="preserve"> Press play again for play 2. A third play is fine if the class needs it. The script says </w:t>
             </w:r>
             <w:r>
               <w:rPr>
@@ -5047,7 +5067,7 @@
                 <w:i w:val="0"/>
                 <w:sz w:val="23"/>
               </w:rPr>
-              <w:t>; learners only need to recognize those words. When the audio is ready, it plays the conversation once; press play again for play 2. A third play is fine if the class needs it.</w:t>
+              <w:t>; learners only need to recognize those words.</w:t>
             </w:r>
           </w:p>
           <w:p>
@@ -6684,7 +6704,26 @@
           <w:color w:val="1B6F7A"/>
           <w:sz w:val="30"/>
         </w:rPr>
-        <w:t>Listening script (not recorded yet; about 1:49 when recorded; the conversation plays once, so press play again for the second listen)</w:t>
+        <w:t xml:space="preserve">Listening script: </w:t>
+      </w:r>
+      <w:r>
+        <w:rPr>
+          <w:rFonts w:ascii="Consolas" w:hAnsi="Consolas"/>
+          <w:b/>
+          <w:i w:val="0"/>
+          <w:color w:val="8B1A1A"/>
+          <w:sz w:val="30"/>
+        </w:rPr>
+        <w:t>L4_L9_listening.mp3</w:t>
+      </w:r>
+      <w:r>
+        <w:rPr>
+          <w:b/>
+          <w:i w:val="0"/>
+          <w:color w:val="1B6F7A"/>
+          <w:sz w:val="30"/>
+        </w:rPr>
+        <w:t xml:space="preserve"> (about 1:48; the conversation plays once, so press play again for the second listen)</w:t>
       </w:r>
     </w:p>
     <w:tbl>
@@ -6733,7 +6772,25 @@
                 <w:i w:val="0"/>
                 <w:sz w:val="22"/>
               </w:rPr>
-              <w:t xml:space="preserve"> the recording is coming soon. Until then, read the script aloud two times, with a volunteer if you can, at a natural, friendly speed. The script says </w:t>
+              <w:t xml:space="preserve"> play </w:t>
+            </w:r>
+            <w:r>
+              <w:rPr>
+                <w:rFonts w:ascii="Consolas" w:hAnsi="Consolas"/>
+                <w:b w:val="0"/>
+                <w:i w:val="0"/>
+                <w:color w:val="8B1A1A"/>
+                <w:sz w:val="22"/>
+              </w:rPr>
+              <w:t>L4_L9_listening.mp3</w:t>
+            </w:r>
+            <w:r>
+              <w:rPr>
+                <w:b w:val="0"/>
+                <w:i w:val="0"/>
+                <w:sz w:val="22"/>
+              </w:rPr>
+              <w:t xml:space="preserve"> from a phone + small speaker. No speaker? Read the script with a volunteer, at a natural, friendly speed. The script says </w:t>
             </w:r>
             <w:r>
               <w:rPr>
@@ -18334,7 +18391,7 @@
           <w:i w:val="0"/>
           <w:sz w:val="22"/>
         </w:rPr>
-        <w:t>Listening audio: not recorded yet. When it is made, it will use synthetic voices made with Chatterbox TTS (Resemble AI, MIT License), cloned from synthetic reference clips made with Kokoro-82M (Apache License 2.0), with no recordings of real people. The names and the story are invented.</w:t>
+        <w:t>Listening audio: synthetic voices made with Chatterbox TTS (Resemble AI, MIT License), cloned from synthetic reference clips made with Kokoro-82M (Apache License 2.0). No recordings of real people were used. Each file carries an inaudible Perth watermark marking it as AI-generated. The names and the story are invented.</w:t>
       </w:r>
     </w:p>
     <w:p>
@@ -18372,7 +18429,7 @@
         <w:color w:val="555555"/>
         <w:sz w:val="17"/>
       </w:rPr>
-      <w:t xml:space="preserve">Level 4 ESL · Lesson 9 · Draft for review   |   page </w:t>
+      <w:t xml:space="preserve">Level 4 ESL · Lesson 9   |   page </w:t>
     </w:r>
     <w:r>
       <w:rPr>

--- a/public/level4/downloads/Level4_Lesson9.docx
+++ b/public/level4/downloads/Level4_Lesson9.docx
@@ -7890,7 +7890,7 @@
           <w:i w:val="0"/>
           <w:sz w:val="23"/>
         </w:rPr>
-        <w:t xml:space="preserve">. People often say </w:t>
+        <w:t xml:space="preserve">. Tell learners: people often say </w:t>
       </w:r>
       <w:r>
         <w:rPr>
@@ -7922,7 +7922,7 @@
           <w:i w:val="0"/>
           <w:sz w:val="23"/>
         </w:rPr>
-        <w:t>. Learners only need to recognize the short forms; they can always say the full forms.</w:t>
+        <w:t>, and they will hear them a lot. The short forms are fine in casual talk; in writing or at a job interview, use the full forms.</w:t>
       </w:r>
     </w:p>
     <w:p>
@@ -11054,7 +11054,7 @@
           <w:i w:val="0"/>
           <w:sz w:val="26"/>
         </w:rPr>
-        <w:t xml:space="preserve"> = going to. You can say </w:t>
+        <w:t xml:space="preserve"> = going to. People often say </w:t>
       </w:r>
       <w:r>
         <w:rPr>
@@ -11062,7 +11062,7 @@
           <w:i/>
           <w:sz w:val="26"/>
         </w:rPr>
-        <w:t>want to</w:t>
+        <w:t>gonna</w:t>
       </w:r>
       <w:r>
         <w:rPr>
@@ -11070,7 +11070,7 @@
           <w:i w:val="0"/>
           <w:sz w:val="26"/>
         </w:rPr>
-        <w:t xml:space="preserve"> and </w:t>
+        <w:t xml:space="preserve"> (going to) and </w:t>
       </w:r>
       <w:r>
         <w:rPr>
@@ -11078,7 +11078,39 @@
           <w:i/>
           <w:sz w:val="26"/>
         </w:rPr>
+        <w:t>wanna</w:t>
+      </w:r>
+      <w:r>
+        <w:rPr>
+          <w:b w:val="0"/>
+          <w:i w:val="0"/>
+          <w:sz w:val="26"/>
+        </w:rPr>
+        <w:t xml:space="preserve"> (want to), and you will hear them a lot. They are fine with friends; in writing or at a job interview, use </w:t>
+      </w:r>
+      <w:r>
+        <w:rPr>
+          <w:b w:val="0"/>
+          <w:i/>
+          <w:sz w:val="26"/>
+        </w:rPr>
         <w:t>going to</w:t>
+      </w:r>
+      <w:r>
+        <w:rPr>
+          <w:b w:val="0"/>
+          <w:i w:val="0"/>
+          <w:sz w:val="26"/>
+        </w:rPr>
+        <w:t xml:space="preserve"> and </w:t>
+      </w:r>
+      <w:r>
+        <w:rPr>
+          <w:b w:val="0"/>
+          <w:i/>
+          <w:sz w:val="26"/>
+        </w:rPr>
+        <w:t>want to</w:t>
       </w:r>
       <w:r>
         <w:rPr>
